--- a/programs/unite-msc/enrollment/deliverables/Enrollment-Reporting-Triage.docx
+++ b/programs/unite-msc/enrollment/deliverables/Enrollment-Reporting-Triage.docx
@@ -62,7 +62,7 @@
           <w:color w:val="616161"/>
           <w:sz w:val="22"/>
         </w:rPr>
-        <w:t>September 14, 2026  ·  QA Automation (AMSQUAD)  ·  QA-893</w:t>
+        <w:t>September 24, 2026  ·  QA Automation (AMSQUAD)  ·  QA-893</w:t>
       </w:r>
     </w:p>
     <w:p>
@@ -352,7 +352,7 @@
         <w:color w:val="616161"/>
         <w:sz w:val="16"/>
       </w:rPr>
-      <w:t>QA Automation AMSQUAD  ·  September 14, 2026  ·  No credentials</w:t>
+      <w:t>QA Automation AMSQUAD  ·  September 24, 2026  ·  No credentials</w:t>
     </w:r>
   </w:p>
   <w:p>
